--- a/results/2_summary_table.docx
+++ b/results/2_summary_table.docx
@@ -23,7 +23,7 @@
         <w:pStyle w:val="Date"/>
       </w:pPr>
       <w:r>
-        <w:t xml:space="preserve">31 August 2025</w:t>
+        <w:t xml:space="preserve">12 September 2025</w:t>
       </w:r>
     </w:p>
     <w:bookmarkStart w:id="20" w:name="top-ten-countries"/>
@@ -1815,7 +1815,7 @@
                 <w:szCs w:val="22"/>
                 <w:color w:val="000000"/>
               </w:rPr>
-              <w:t xml:space="preserve">596,102</w:t>
+              <w:t xml:space="preserve">595,646</w:t>
             </w:r>
           </w:p>
         </w:tc>
@@ -1953,7 +1953,7 @@
                 <w:szCs w:val="22"/>
                 <w:color w:val="000000"/>
               </w:rPr>
-              <w:t xml:space="preserve">460,355</w:t>
+              <w:t xml:space="preserve">460,081</w:t>
             </w:r>
           </w:p>
         </w:tc>
@@ -2091,7 +2091,7 @@
                 <w:szCs w:val="22"/>
                 <w:color w:val="000000"/>
               </w:rPr>
-              <w:t xml:space="preserve">109,383</w:t>
+              <w:t xml:space="preserve">109,278</w:t>
             </w:r>
           </w:p>
         </w:tc>
@@ -2229,7 +2229,7 @@
                 <w:szCs w:val="22"/>
                 <w:color w:val="000000"/>
               </w:rPr>
-              <w:t xml:space="preserve">104,342</w:t>
+              <w:t xml:space="preserve">104,203</w:t>
             </w:r>
           </w:p>
         </w:tc>
@@ -2367,7 +2367,7 @@
                 <w:szCs w:val="22"/>
                 <w:color w:val="000000"/>
               </w:rPr>
-              <w:t xml:space="preserve">99,270</w:t>
+              <w:t xml:space="preserve">99,142</w:t>
             </w:r>
           </w:p>
         </w:tc>
@@ -2505,7 +2505,7 @@
                 <w:szCs w:val="22"/>
                 <w:color w:val="000000"/>
               </w:rPr>
-              <w:t xml:space="preserve">92,780</w:t>
+              <w:t xml:space="preserve">92,726</w:t>
             </w:r>
           </w:p>
         </w:tc>
@@ -2643,7 +2643,7 @@
                 <w:szCs w:val="22"/>
                 <w:color w:val="000000"/>
               </w:rPr>
-              <w:t xml:space="preserve">89,336</w:t>
+              <w:t xml:space="preserve">89,260</w:t>
             </w:r>
           </w:p>
         </w:tc>
@@ -2781,7 +2781,7 @@
                 <w:szCs w:val="22"/>
                 <w:color w:val="000000"/>
               </w:rPr>
-              <w:t xml:space="preserve">73,358</w:t>
+              <w:t xml:space="preserve">73,315</w:t>
             </w:r>
           </w:p>
         </w:tc>
@@ -2919,7 +2919,7 @@
                 <w:szCs w:val="22"/>
                 <w:color w:val="000000"/>
               </w:rPr>
-              <w:t xml:space="preserve">61,501</w:t>
+              <w:t xml:space="preserve">61,427</w:t>
             </w:r>
           </w:p>
         </w:tc>
@@ -3057,7 +3057,7 @@
                 <w:szCs w:val="22"/>
                 <w:color w:val="000000"/>
               </w:rPr>
-              <w:t xml:space="preserve">59,830</w:t>
+              <w:t xml:space="preserve">59,786</w:t>
             </w:r>
           </w:p>
         </w:tc>
@@ -3143,7 +3143,7 @@
         <w:rPr>
           <w:rStyle w:val="VerbatimChar"/>
         </w:rPr>
-        <w:t xml:space="preserve">  n                                                                  112650                 </w:t>
+        <w:t xml:space="preserve">  n                                                                  112552                 </w:t>
       </w:r>
       <w:r>
         <w:br/>
@@ -3152,7 +3152,7 @@
         <w:rPr>
           <w:rStyle w:val="VerbatimChar"/>
         </w:rPr>
-        <w:t xml:space="preserve">  review_available (%)        FALSE                                   67146 (59.6)          </w:t>
+        <w:t xml:space="preserve">  review_available (%)        FALSE                                   67093 (59.6)          </w:t>
       </w:r>
       <w:r>
         <w:br/>
@@ -3161,7 +3161,7 @@
         <w:rPr>
           <w:rStyle w:val="VerbatimChar"/>
         </w:rPr>
-        <w:t xml:space="preserve">                              TRUE                                    45504 (40.4)          </w:t>
+        <w:t xml:space="preserve">                              TRUE                                    45459 (40.4)          </w:t>
       </w:r>
       <w:r>
         <w:br/>
@@ -3224,7 +3224,7 @@
         <w:rPr>
           <w:rStyle w:val="VerbatimChar"/>
         </w:rPr>
-        <w:t xml:space="preserve">                              PLOS Computational Biology               4193 ( 3.7)          </w:t>
+        <w:t xml:space="preserve">                              PLOS Computational Biology               4187 ( 3.7)          </w:t>
       </w:r>
       <w:r>
         <w:br/>
@@ -3242,7 +3242,7 @@
         <w:rPr>
           <w:rStyle w:val="VerbatimChar"/>
         </w:rPr>
-        <w:t xml:space="preserve">                              PLOS Genetics                            2479 ( 2.2)          </w:t>
+        <w:t xml:space="preserve">                              PLOS Genetics                            2475 ( 2.2)          </w:t>
       </w:r>
       <w:r>
         <w:br/>
@@ -3251,7 +3251,7 @@
         <w:rPr>
           <w:rStyle w:val="VerbatimChar"/>
         </w:rPr>
-        <w:t xml:space="preserve">                              PLOS Global Public Health                3285 ( 2.9)          </w:t>
+        <w:t xml:space="preserve">                              PLOS Global Public Health                3282 ( 2.9)          </w:t>
       </w:r>
       <w:r>
         <w:br/>
@@ -3260,7 +3260,7 @@
         <w:rPr>
           <w:rStyle w:val="VerbatimChar"/>
         </w:rPr>
-        <w:t xml:space="preserve">                              PLOS Medicinee                           1145 ( 1.0)          </w:t>
+        <w:t xml:space="preserve">                              PLOS Medicine                            1143 ( 1.0)          </w:t>
       </w:r>
       <w:r>
         <w:br/>
@@ -3269,7 +3269,7 @@
         <w:rPr>
           <w:rStyle w:val="VerbatimChar"/>
         </w:rPr>
-        <w:t xml:space="preserve">                              PLOS Mental Health                        231 ( 0.2)          </w:t>
+        <w:t xml:space="preserve">                              PLOS Mental Health                        230 ( 0.2)          </w:t>
       </w:r>
       <w:r>
         <w:br/>
@@ -3278,7 +3278,7 @@
         <w:rPr>
           <w:rStyle w:val="VerbatimChar"/>
         </w:rPr>
-        <w:t xml:space="preserve">                              PLOS Neglected Tropical Diseases         4187 ( 3.7)          </w:t>
+        <w:t xml:space="preserve">                              PLOS Neglected Tropical Diseases         4184 ( 3.7)          </w:t>
       </w:r>
       <w:r>
         <w:br/>
@@ -3287,7 +3287,7 @@
         <w:rPr>
           <w:rStyle w:val="VerbatimChar"/>
         </w:rPr>
-        <w:t xml:space="preserve">                              PLOS ONE                                90616 (80.4)          </w:t>
+        <w:t xml:space="preserve">                              PLOS ONE                                90542 (80.4)          </w:t>
       </w:r>
       <w:r>
         <w:br/>
@@ -3296,7 +3296,7 @@
         <w:rPr>
           <w:rStyle w:val="VerbatimChar"/>
         </w:rPr>
-        <w:t xml:space="preserve">                              PLOS Pathogens                           3362 ( 3.0)          </w:t>
+        <w:t xml:space="preserve">                              PLOS Pathogens                           3359 ( 3.0)          </w:t>
       </w:r>
       <w:r>
         <w:br/>
@@ -3305,7 +3305,7 @@
         <w:rPr>
           <w:rStyle w:val="VerbatimChar"/>
         </w:rPr>
-        <w:t xml:space="preserve">                              PLOS Sustainability and Transformation     93 ( 0.1)          </w:t>
+        <w:t xml:space="preserve">                              PLOS Sustainability and Transformation     91 ( 0.1)          </w:t>
       </w:r>
       <w:r>
         <w:br/>
@@ -3395,7 +3395,7 @@
         <w:rPr>
           <w:rStyle w:val="VerbatimChar"/>
         </w:rPr>
-        <w:t xml:space="preserve">                              Research Article                       109246 (97.0)          </w:t>
+        <w:t xml:space="preserve">                              Research Article                       109148 (97.0)          </w:t>
       </w:r>
       <w:r>
         <w:br/>
@@ -3449,7 +3449,16 @@
         <w:rPr>
           <w:rStyle w:val="VerbatimChar"/>
         </w:rPr>
-        <w:t xml:space="preserve">  retracted (%)               FALSE                                  112278 (99.7)          </w:t>
+        <w:t xml:space="preserve">  citations (median [IQR])                                              5.0 [1.0, 14.0]     </w:t>
+      </w:r>
+      <w:r>
+        <w:br/>
+      </w:r>
+      <w:r>
+        <w:rPr>
+          <w:rStyle w:val="VerbatimChar"/>
+        </w:rPr>
+        <w:t xml:space="preserve">  retracted (%)               FALSE                                  112180 (99.7)          </w:t>
       </w:r>
       <w:r>
         <w:br/>
@@ -3531,7 +3540,7 @@
         <w:pStyle w:val="BodyText"/>
       </w:pPr>
       <w:r>
-        <w:t xml:space="preserve">There was an increase over time in the proportion of authors opting in.</w:t>
+        <w:t xml:space="preserve">There was an increase over time in the proportion of authors choosing open review.</w:t>
       </w:r>
     </w:p>
     <w:bookmarkEnd w:id="26"/>
